--- a/eval/manual_ocr_test.docx
+++ b/eval/manual_ocr_test.docx
@@ -14,7 +14,14 @@
     </w:p>
     <w:p>
       <w:r>
-        <w:t>Yöneticiler, ekip performansını değer lendirme toplantısında ayrıntılı biçimde tartıştı.</w:t>
+        <w:t xml:space="preserve">Yöneticiler, ekip performansını </w:t>
+      </w:r>
+      <w:r>
+        <w:t>değer</w:t>
+        <w:br/>
+      </w:r>
+      <w:r>
+        <w:t>lendirme toplantısında ayrıntılı biçimde tartıştı. (gerçek satır içi kırılma ile)</w:t>
       </w:r>
     </w:p>
     <w:p>
